--- a/Docs/sprint_3/SAD/SAD.docx
+++ b/Docs/sprint_3/SAD/SAD.docx
@@ -243,14 +243,17 @@
           <w:numId w:val="3"/>
         </w:numPr>
         <w:rPr>
-          <w:b/>
-          <w:bCs/>
-          <w:lang w:val="en-US"/>
-        </w:rPr>
-      </w:pPr>
-      <w:r>
-        <w:rPr>
-          <w:rFonts w:ascii="Segoe UI" w:hAnsi="Segoe UI" w:cs="Segoe UI"/>
+          <w:rFonts w:ascii="Calibri" w:hAnsi="Calibri" w:cs="Calibri"/>
+          <w:b/>
+          <w:bCs/>
+          <w:lang w:val="en-US"/>
+        </w:rPr>
+      </w:pPr>
+      <w:r>
+        <w:rPr>
+          <w:rFonts w:ascii="Calibri" w:hAnsi="Calibri" w:cs="Calibri"/>
+          <w:b/>
+          <w:bCs/>
           <w:color w:val="0D0D0D"/>
           <w:shd w:val="clear" w:color="auto" w:fill="FFFFFF"/>
         </w:rPr>
@@ -265,14 +268,17 @@
           <w:numId w:val="3"/>
         </w:numPr>
         <w:rPr>
-          <w:b/>
-          <w:bCs/>
-          <w:lang w:val="en-US"/>
-        </w:rPr>
-      </w:pPr>
-      <w:r>
-        <w:rPr>
-          <w:rFonts w:ascii="Segoe UI" w:hAnsi="Segoe UI" w:cs="Segoe UI"/>
+          <w:rFonts w:ascii="Calibri" w:hAnsi="Calibri" w:cs="Calibri"/>
+          <w:b/>
+          <w:bCs/>
+          <w:lang w:val="en-US"/>
+        </w:rPr>
+      </w:pPr>
+      <w:r>
+        <w:rPr>
+          <w:rFonts w:ascii="Calibri" w:hAnsi="Calibri" w:cs="Calibri"/>
+          <w:b/>
+          <w:bCs/>
           <w:color w:val="0D0D0D"/>
           <w:shd w:val="clear" w:color="auto" w:fill="FFFFFF"/>
         </w:rPr>
@@ -546,23 +552,13 @@
           <w:lang w:val="en-US"/>
         </w:rPr>
       </w:pPr>
-      <w:proofErr w:type="spellStart"/>
-      <w:r>
-        <w:rPr>
-          <w:b/>
-          <w:bCs/>
-          <w:lang w:val="en-US"/>
-        </w:rPr>
-        <w:t>Custom</w:t>
-      </w:r>
-      <w:proofErr w:type="spellEnd"/>
-      <w:r>
-        <w:rPr>
-          <w:b/>
-          <w:bCs/>
-          <w:lang w:val="en-US"/>
-        </w:rPr>
-        <w:t xml:space="preserve"> CSS gives full control over the styling of the project without being constrained by the conventions or design patterns imposed by CSS frameworks. This allows for a more unique </w:t>
+      <w:r>
+        <w:rPr>
+          <w:b/>
+          <w:bCs/>
+          <w:lang w:val="en-US"/>
+        </w:rPr>
+        <w:t xml:space="preserve">Custom CSS gives full control over the styling of the project without being constrained by the conventions or design patterns imposed by CSS frameworks. This allows for a more unique </w:t>
       </w:r>
       <w:r>
         <w:rPr>
@@ -1259,6 +1255,7 @@
   <w:style w:type="character" w:default="1" w:styleId="DefaultParagraphFont">
     <w:name w:val="Default Paragraph Font"/>
     <w:uiPriority w:val="1"/>
+    <w:semiHidden/>
     <w:unhideWhenUsed/>
   </w:style>
   <w:style w:type="table" w:default="1" w:styleId="TableNormal">
